--- a/acts-sermons/docx/29_2027-05-02_교회가평안하여든든히서가고_행9장19-31절.docx
+++ b/acts-sermons/docx/29_2027-05-02_교회가평안하여든든히서가고_행9장19-31절.docx
@@ -343,33 +343,33 @@
           <w:sz w:val="24"/>
           <w:szCs w:val="24"/>
         </w:rPr>
-        <w:t xml:space="preserve">요한복음 4장에 나오는 사마리아 여인을 생각해 보십시오. 그녀는 사람들의 눈을 피해 한낮에 물을 길으러 나왔습니다. 다섯 번 결혼했고, 지금 함께 사는 남자도 남편이 아니었습니다. 동네 사람들은 그녀를 손가락질했고, 그녀 자신도 사람들을 피했습니다. 그런 그녀가 야곱의 우물가에서 예수님을 만났습니다.</w:t>
-      </w:r>
-    </w:p>
-    <w:p>
-      <w:pPr>
-        <w:spacing w:after="160" w:line="360"/>
-      </w:pPr>
-      <w:r>
-        <w:rPr>
-          <w:rFonts w:ascii="맑은 고딕" w:cs="맑은 고딕" w:eastAsia="맑은 고딕" w:hAnsi="맑은 고딕"/>
-          <w:sz w:val="24"/>
-          <w:szCs w:val="24"/>
-        </w:rPr>
-        <w:t xml:space="preserve">예수님은 그녀의 삶을 다 아시면서도 그녀에게 생수를 말씀하셨습니다. 그리고 “내가 그라”고 자신을 메시아로 드러내셨습니다. 그 순간 여인은 어떻게 했습니까? 성경은 그녀가 물동이를 버려두고 동네로 들어갔다고 말합니다. 그토록 피하던 사람들에게 달려가서 “내가 행한 모든 일을 내게 말한 사람을 와서 보라 이는 그리스도가 아니냐”고 외쳤습니다.</w:t>
-      </w:r>
-    </w:p>
-    <w:p>
-      <w:pPr>
-        <w:spacing w:after="160" w:line="360"/>
-      </w:pPr>
-      <w:r>
-        <w:rPr>
-          <w:rFonts w:ascii="맑은 고딕" w:cs="맑은 고딕" w:eastAsia="맑은 고딕" w:hAnsi="맑은 고딕"/>
-          <w:sz w:val="24"/>
-          <w:szCs w:val="24"/>
-        </w:rPr>
-        <w:t xml:space="preserve">그녀는 신학교를 다닌 적이 없습니다. 훈련을 받은 적도 없습니다. 그러나 그리스도를 만난 사람은 즉시 그리스도를 말하게 됩니다. 결국 그 동네의 많은 사마리아인이 예수님을 믿었습니다. 사울이 회당에서 즉시 전파한 것과 사마리아 여인이 물동이를 버려두고 달려간 것은 같은 원리입니다. 주님을 참으로 만난 사람은 감출 수 없습니다. 은혜는 입을 엽니다.</w:t>
+        <w:t xml:space="preserve">누가복음 17장에서 예수님이 예루살렘으로 가시다가 한 마을에 들어가실 때, 나병환자 열 명이 멀리 서서 소리를 높였습니다. “예수 선생님이여 우리를 불쌍히 여기소서”(눅 17:13). 그들은 사람들 가까이 갈 수도 없는 처지였습니다. 예수님은 가서 제사장들에게 너희 몸을 보이라고 말씀하셨고, 그들은 가다가 깨끗함을 받았습니다.</w:t>
+      </w:r>
+    </w:p>
+    <w:p>
+      <w:pPr>
+        <w:spacing w:after="160" w:line="360"/>
+      </w:pPr>
+      <w:r>
+        <w:rPr>
+          <w:rFonts w:ascii="맑은 고딕" w:cs="맑은 고딕" w:eastAsia="맑은 고딕" w:hAnsi="맑은 고딕"/>
+          <w:sz w:val="24"/>
+          <w:szCs w:val="24"/>
+        </w:rPr>
+        <w:t xml:space="preserve">그런데 그중 한 사람이 자기가 나은 것을 보고 돌아왔습니다. 성경은 그가 “큰 소리로 하나님께 영광을 돌리며 돌아와 예수의 발 아래에 엎드리어 감사하니 그는 사마리아 사람이라”(눅 17:15-16)고 말합니다. 그는 조용히 제 갈 길을 가지 않았습니다. 받은 은혜가 너무 커서 입을 다물 수 없었습니다. 예수님은 그에게 일어나 가라 네 믿음이 너를 구원하였느니라고 말씀하셨습니다.</w:t>
+      </w:r>
+    </w:p>
+    <w:p>
+      <w:pPr>
+        <w:spacing w:after="160" w:line="360"/>
+      </w:pPr>
+      <w:r>
+        <w:rPr>
+          <w:rFonts w:ascii="맑은 고딕" w:cs="맑은 고딕" w:eastAsia="맑은 고딕" w:hAnsi="맑은 고딕"/>
+          <w:sz w:val="24"/>
+          <w:szCs w:val="24"/>
+        </w:rPr>
+        <w:t xml:space="preserve">유대인들이 멸시하던 사마리아 사람, 그것도 사람들 곁에 갈 수 없던 나병환자가 가장 먼저, 가장 큰 소리로 하나님을 높였습니다. 그는 신학을 배운 적도, 훈련을 받은 적도 없었습니다. 그러나 그리스도의 은혜를 입은 사람은 즉시 그 은혜를 말하게 됩니다. 사울이 다메섹의 회당에서 즉시 예수를 전파한 것도 같은 원리입니다. 주님을 참으로 만난 사람은 감출 수 없습니다. 은혜는 입을 엽니다.</w:t>
       </w:r>
     </w:p>
     <w:p>
@@ -471,7 +471,7 @@
           <w:sz w:val="24"/>
           <w:szCs w:val="24"/>
         </w:rPr>
-        <w:t xml:space="preserve">사랑하는 성도 여러분, 여러분이 예수님을 믿은 뒤 무엇이 달라졌습니까? 교회에 다니는 습관만 생겼습니까, 아니면 입술에 그리스도가 담겼습니까? 우리는 종종 “나는 말을 잘 못해서”, “아직 성경을 잘 몰라서”라고 핑계를 댑니다. 그러나 사울도, 사마리아 여인도 먼저 완벽해진 다음에 전한 것이 아닙니다. 그들은 자기가 만난 예수님을 전했습니다.</w:t>
+        <w:t xml:space="preserve">사랑하는 성도 여러분, 여러분이 예수님을 믿은 뒤 무엇이 달라졌습니까? 교회에 다니는 습관만 생겼습니까, 아니면 입술에 그리스도가 담겼습니까? 우리는 종종 “나는 말을 잘 못해서”, “아직 성경을 잘 몰라서”라고 핑계를 댑니다. 그러나 사울도, 사마리아 나병환자도 먼저 완벽해진 다음에 주님을 높인 것이 아닙니다. 그들은 자기가 만난 예수님을 전했습니다.</w:t>
       </w:r>
     </w:p>
     <w:p>
@@ -686,33 +686,33 @@
           <w:sz w:val="24"/>
           <w:szCs w:val="24"/>
         </w:rPr>
-        <w:t xml:space="preserve">신약성경에서 가장 짧은 편지 가운데 하나인 빌레몬서에는 오네시모라는 사람이 나옵니다. 그는 빌레몬의 종이었는데 주인에게 손해를 끼치고 도망쳤습니다. 그런데 로마에서 옥에 갇힌 바울을 만나 복음을 듣고 그리스도인이 되었습니다. 이제 그는 주인에게 돌아가야 했습니다. 그러나 빌레몬이 그를 다시 받아 줄까요?</w:t>
-      </w:r>
-    </w:p>
-    <w:p>
-      <w:pPr>
-        <w:spacing w:after="160" w:line="360"/>
-      </w:pPr>
-      <w:r>
-        <w:rPr>
-          <w:rFonts w:ascii="맑은 고딕" w:cs="맑은 고딕" w:eastAsia="맑은 고딕" w:hAnsi="맑은 고딕"/>
-          <w:sz w:val="24"/>
-          <w:szCs w:val="24"/>
-        </w:rPr>
-        <w:t xml:space="preserve">그때 바울이 편지를 썼습니다. 바울은 오네시모를 “갇힌 중에서 낳은 아들”이라 불렀고, “전에는 네게 무익하였으나 이제는 나와 네게 유익하므로”라고 소개했습니다. 오네시모라는 이름 자체가 ‘유익한 사람’이라는 뜻을 담고 있습니다. 바울은 그를 종이 아니라 사랑받는 형제로 영접하라고 부탁했습니다.</w:t>
-      </w:r>
-    </w:p>
-    <w:p>
-      <w:pPr>
-        <w:spacing w:after="160" w:line="360"/>
-      </w:pPr>
-      <w:r>
-        <w:rPr>
-          <w:rFonts w:ascii="맑은 고딕" w:cs="맑은 고딕" w:eastAsia="맑은 고딕" w:hAnsi="맑은 고딕"/>
-          <w:sz w:val="24"/>
-          <w:szCs w:val="24"/>
-        </w:rPr>
-        <w:t xml:space="preserve">그리고 바울은 이렇게 말합니다. “그가 만일 네게 불의를 하였거나 네게 빚진 것이 있으면 그것을 내 앞으로 계산하라.” 놀랍지 않습니까? 한때 의심받던 사울이 바나바의 보증으로 교회에 들어갔는데, 이제는 그 바울이 다른 사람의 보증인이 되어 줍니다. 받은 은혜는 다시 흘러갑니다. 그리고 이 모습은 우리의 빚을 자기 앞으로 계산하신 그리스도를 닮은 모습입니다.</w:t>
+        <w:t xml:space="preserve">사무엘하 17장에서 다윗 왕은 아들 압살롬의 반역으로 예루살렘을 떠나 피난하는 신세가 되었습니다. 백성의 마음은 압살롬에게로 기울었고, 다윗은 요단강을 건너 마하나임에 이르렀습니다. 왕이었던 사람이 지치고 굶주린 피난민이 되었습니다. 이때 누가 그의 편에 서느냐는 목숨을 거는 문제였습니다.</w:t>
+      </w:r>
+    </w:p>
+    <w:p>
+      <w:pPr>
+        <w:spacing w:after="160" w:line="360"/>
+      </w:pPr>
+      <w:r>
+        <w:rPr>
+          <w:rFonts w:ascii="맑은 고딕" w:cs="맑은 고딕" w:eastAsia="맑은 고딕" w:hAnsi="맑은 고딕"/>
+          <w:sz w:val="24"/>
+          <w:szCs w:val="24"/>
+        </w:rPr>
+        <w:t xml:space="preserve">그때 세 사람이 다윗을 찾아왔습니다. 그중 한 사람이 길르앗 사람 바르실래였습니다. 그들은 침상과 그릇과 밀과 보리와 볶은 곡식과 꿀과 버터와 양과 치즈 같은 것들을 가져왔습니다. 성경은 그 이유를 이렇게 적습니다. “이는 그들 생각에 백성이 들에서 시장하고 곤하고 목마르겠다 함이더라”(삼하 17:29). 큰 부자였던 바르실래는 다윗이 마하나임에 머무는 동안 왕을 공궤했습니다.</w:t>
+      </w:r>
+    </w:p>
+    <w:p>
+      <w:pPr>
+        <w:spacing w:after="160" w:line="360"/>
+      </w:pPr>
+      <w:r>
+        <w:rPr>
+          <w:rFonts w:ascii="맑은 고딕" w:cs="맑은 고딕" w:eastAsia="맑은 고딕" w:hAnsi="맑은 고딕"/>
+          <w:sz w:val="24"/>
+          <w:szCs w:val="24"/>
+        </w:rPr>
+        <w:t xml:space="preserve">모두가 등을 돌릴 때 나이 많은 바르실래는 쫓기는 사람을 품었습니다. 훗날 다윗은 그 은혜를 잊지 않고 솔로몬에게 바르실래의 아들들에게 은총을 베풀라고 당부했습니다. 다메섹에서 쫓겨 예루살렘에 온 사울도 그랬습니다. 제자들은 그를 두려워했지만 바나바는 그를 데리고 사도들에게 가서 그의 회심을 증언해 주었습니다. 형제의 사랑은 위험과 의심 속에 있는 사람을 품어 공동체 안으로 데려옵니다.</w:t>
       </w:r>
     </w:p>
     <w:p>
@@ -1029,33 +1029,33 @@
           <w:sz w:val="24"/>
           <w:szCs w:val="24"/>
         </w:rPr>
-        <w:t xml:space="preserve">구약에서 무너진 것을 다시 세운 사람으로 느헤미야를 들 수 있습니다. 바벨론 포로 이후 예루살렘 성벽은 무너지고 성문은 불탔습니다. 페르시아 왕의 술 맡은 관원이던 느헤미야는 그 소식을 듣고 수일 동안 울며 금식하고 기도했습니다. 그리고 하나님의 선한 손이 도우셔서 예루살렘으로 돌아가 성벽 재건을 시작했습니다.</w:t>
-      </w:r>
-    </w:p>
-    <w:p>
-      <w:pPr>
-        <w:spacing w:after="160" w:line="360"/>
-      </w:pPr>
-      <w:r>
-        <w:rPr>
-          <w:rFonts w:ascii="맑은 고딕" w:cs="맑은 고딕" w:eastAsia="맑은 고딕" w:hAnsi="맑은 고딕"/>
-          <w:sz w:val="24"/>
-          <w:szCs w:val="24"/>
-        </w:rPr>
-        <w:t xml:space="preserve">느헤미야 3장을 보면 제사장들, 금장색들, 향품 장사들, 각 지역 사람들이 각자 자기 집 앞의 성벽을 맡아 쌓았습니다. 한 사람의 영웅이 아니라 온 백성이 함께 쌓았습니다. 대적들이 조롱하고 위협할 때 그들은 한 손으로 일하고 한 손에는 병기를 잡았습니다. 느헤미야는 백성에게 “크고 두려우신 주를 기억하라”고 외쳤습니다.</w:t>
-      </w:r>
-    </w:p>
-    <w:p>
-      <w:pPr>
-        <w:spacing w:after="160" w:line="360"/>
-      </w:pPr>
-      <w:r>
-        <w:rPr>
-          <w:rFonts w:ascii="맑은 고딕" w:cs="맑은 고딕" w:eastAsia="맑은 고딕" w:hAnsi="맑은 고딕"/>
-          <w:sz w:val="24"/>
-          <w:szCs w:val="24"/>
-        </w:rPr>
-        <w:t xml:space="preserve">그리고 성벽은 52일 만에 완성되었습니다. 대적들은 이 역사가 하나님께로부터 말미암은 것을 알고 낙심했습니다. 성벽이 완성된 뒤 에스라가 율법책을 낭독하자 백성은 울었고, 느헤미야는 “여호와로 인하여 기뻐하는 것이 너희의 힘이니라”고 위로했습니다. 경외함과 위로, 바로 이것이 무너진 것을 다시 세우는 하나님의 방법입니다.</w:t>
+        <w:t xml:space="preserve">고린도후서 7장에서 바울은 자신의 마음을 솔직하게 털어놓습니다. 그는 고린도 교회에 눈물로 엄한 편지를 보낸 뒤, 그 교회가 어떻게 받아들일지 몰라 마음을 졸였습니다. 드로아에서 디도를 만나지 못하자 심령이 편하지 못하여 마게도냐로 건너갔습니다. 그러나 거기서도 육체가 편하지 못하고 밖으로는 다툼이요 안으로는 두려움이었다고 고백합니다.</w:t>
+      </w:r>
+    </w:p>
+    <w:p>
+      <w:pPr>
+        <w:spacing w:after="160" w:line="360"/>
+      </w:pPr>
+      <w:r>
+        <w:rPr>
+          <w:rFonts w:ascii="맑은 고딕" w:cs="맑은 고딕" w:eastAsia="맑은 고딕" w:hAnsi="맑은 고딕"/>
+          <w:sz w:val="24"/>
+          <w:szCs w:val="24"/>
+        </w:rPr>
+        <w:t xml:space="preserve">그때 하나님께서 디도를 보내셨습니다. “그러나 낙심한 자들을 위로하시는 하나님이 디도가 옴으로 우리를 위로하셨으니”(고후 7:6). 디도는 고린도 교회가 하나님의 뜻대로 근심하여 회개했다는 기쁜 소식을 가져왔습니다. 디도 역시 고린도 성도들이 두려움과 떨림으로 자기를 영접하고 순종한 것을 생각하며 그들을 향한 심정이 더욱 깊어졌습니다.</w:t>
+      </w:r>
+    </w:p>
+    <w:p>
+      <w:pPr>
+        <w:spacing w:after="160" w:line="360"/>
+      </w:pPr>
+      <w:r>
+        <w:rPr>
+          <w:rFonts w:ascii="맑은 고딕" w:cs="맑은 고딕" w:eastAsia="맑은 고딕" w:hAnsi="맑은 고딕"/>
+          <w:sz w:val="24"/>
+          <w:szCs w:val="24"/>
+        </w:rPr>
+        <w:t xml:space="preserve">하나님을 두려워하는 회개가 있었고, 형제를 통해 전해진 하나님의 위로가 있었습니다. 그렇게 상처 입었던 바울과 고린도 교회의 관계가 회복되었습니다. 교회는 이렇게 세워집니다. 주를 경외함이 교회를 바르게 하고, 성령께서 주시는 위로가 교회를 일으켜 세웁니다. 그리고 하나님은 그 위로를 종종 한 형제의 발걸음을 통해 보내십니다. 경외함과 위로, 바로 이것이 교회를 든든히 세우는 하나님의 방법입니다.</w:t>
       </w:r>
     </w:p>
     <w:p>

--- a/acts-sermons/docx/29_2027-05-02_교회가평안하여든든히서가고_행9장19-31절.docx
+++ b/acts-sermons/docx/29_2027-05-02_교회가평안하여든든히서가고_행9장19-31절.docx
@@ -305,7 +305,7 @@
           <w:sz w:val="24"/>
           <w:szCs w:val="24"/>
         </w:rPr>
-        <w:t xml:space="preserve">여기서 우리는 사도행전이 말하는 변화의 근원을 봅니다. 사울이 스스로 마음을 고쳐먹은 것이 아닙니다. 주님께서 그를 “나의 택한 그릇”(행 9:15)이라 부르셨습니다. 변화의 출발점은 사람의 결심이 아니라 하나님의 주권적인 부르심입니다. 그러므로 우리는 아무리 완고한 사람이라도 절망하지 않습니다. 그를 부르실 수 있는 주님이 살아 계시기 때문입니다.</w:t>
+        <w:t xml:space="preserve">여기서 우리는 사도행전이 말하는 변화의 근원을 봅니다. 사울이 스스로 마음을 고쳐먹은 것이 아닙니다. 주님께서 그를 “택한 나의 그릇”(행 9:15)이라 부르셨습니다. 변화의 출발점은 사람의 결심이 아니라 하나님의 주권적인 부르심입니다. 그러므로 우리는 아무리 완고한 사람이라도 절망하지 않습니다. 그를 부르실 수 있는 주님이 살아 계시기 때문입니다.</w:t>
       </w:r>
     </w:p>
     <w:p>
